--- a/tools/ksp-image-prompts/ручные_статьи_июнь/статья09_июнь_2026_kak-vybrat-vodu-dlya-zdorovya-zubov.docx
+++ b/tools/ksp-image-prompts/ручные_статьи_июнь/статья09_июнь_2026_kak-vybrat-vodu-dlya-zdorovya-zubov.docx
@@ -4,7 +4,21 @@
   <w:body>
     <w:p>
       <w:pPr>
-        <w:spacing w:after="240" w:before="0"/>
+        <w:spacing w:before="0" w:after="160" w:line="269" w:lineRule="auto"/>
+      </w:pPr>
+      <w:r>
+        <w:rPr>
+          <w:rFonts w:ascii="Arial" w:hAnsi="Arial"/>
+          <w:b/>
+          <w:color w:val="C00000"/>
+          <w:sz w:val="30"/>
+        </w:rPr>
+        <w:t>для Вконтакте:</w:t>
+      </w:r>
+    </w:p>
+    <w:p>
+      <w:pPr>
+        <w:spacing w:before="0" w:after="240" w:line="269" w:lineRule="auto"/>
       </w:pPr>
       <w:r>
         <w:rPr>
@@ -17,33 +31,7 @@
     </w:p>
     <w:p>
       <w:pPr>
-        <w:spacing w:after="160" w:before="0"/>
-      </w:pPr>
-      <w:r>
-        <w:rPr>
-          <w:rFonts w:ascii="Arial" w:hAnsi="Arial"/>
-          <w:b w:val="0"/>
-          <w:sz w:val="24"/>
-        </w:rPr>
-        <w:t>——————</w:t>
-      </w:r>
-    </w:p>
-    <w:p>
-      <w:pPr>
-        <w:spacing w:after="200" w:before="0"/>
-      </w:pPr>
-      <w:r>
-        <w:rPr>
-          <w:rFonts w:ascii="Arial" w:hAnsi="Arial"/>
-          <w:b/>
-          <w:sz w:val="28"/>
-        </w:rPr>
-        <w:t>Версия для ВКонтакте (ВК)</w:t>
-      </w:r>
-    </w:p>
-    <w:p>
-      <w:pPr>
-        <w:spacing w:after="80" w:before="0"/>
+        <w:spacing w:before="0" w:after="120" w:line="269" w:lineRule="auto"/>
       </w:pPr>
       <w:r>
         <w:rPr>
@@ -56,33 +44,42 @@
     </w:p>
     <w:p>
       <w:pPr>
-        <w:spacing w:after="80" w:before="0"/>
+        <w:spacing w:before="80" w:after="100" w:line="269" w:lineRule="auto"/>
       </w:pPr>
+      <w:r>
+        <w:rPr>
+          <w:rFonts w:ascii="Arial" w:hAnsi="Arial"/>
+          <w:b/>
+          <w:color w:val="1F4E79"/>
+          <w:sz w:val="26"/>
+        </w:rPr>
+        <w:t>✅ Какая вода полезна каждый день</w:t>
+      </w:r>
+    </w:p>
+    <w:p>
+      <w:pPr>
+        <w:spacing w:after="80" w:line="269" w:lineRule="auto"/>
+      </w:pPr>
+      <w:r>
+        <w:rPr>
+          <w:rFonts w:ascii="Arial" w:hAnsi="Arial"/>
+          <w:b/>
+          <w:sz w:val="24"/>
+        </w:rPr>
+        <w:t xml:space="preserve">1. </w:t>
+      </w:r>
       <w:r>
         <w:rPr>
           <w:rFonts w:ascii="Arial" w:hAnsi="Arial"/>
           <w:b w:val="0"/>
           <w:sz w:val="24"/>
         </w:rPr>
-        <w:t>✅ Какая вода полезна каждый день</w:t>
+        <w:t>Обычная питьевая вода без сахара.</w:t>
       </w:r>
     </w:p>
     <w:p>
       <w:pPr>
-        <w:spacing w:after="80" w:before="0"/>
-      </w:pPr>
-      <w:r>
-        <w:rPr>
-          <w:rFonts w:ascii="Arial" w:hAnsi="Arial"/>
-          <w:b w:val="0"/>
-          <w:sz w:val="24"/>
-        </w:rPr>
-        <w:t>1. Обычная питьевая вода без сахара.</w:t>
-      </w:r>
-    </w:p>
-    <w:p>
-      <w:pPr>
-        <w:spacing w:after="80" w:before="0"/>
+        <w:spacing w:before="0" w:after="120" w:line="269" w:lineRule="auto"/>
       </w:pPr>
       <w:r>
         <w:rPr>
@@ -95,20 +92,28 @@
     </w:p>
     <w:p>
       <w:pPr>
-        <w:spacing w:after="80" w:before="0"/>
+        <w:spacing w:after="80" w:line="269" w:lineRule="auto"/>
       </w:pPr>
+      <w:r>
+        <w:rPr>
+          <w:rFonts w:ascii="Arial" w:hAnsi="Arial"/>
+          <w:b/>
+          <w:sz w:val="24"/>
+        </w:rPr>
+        <w:t xml:space="preserve">2. </w:t>
+      </w:r>
       <w:r>
         <w:rPr>
           <w:rFonts w:ascii="Arial" w:hAnsi="Arial"/>
           <w:b w:val="0"/>
           <w:sz w:val="24"/>
         </w:rPr>
-        <w:t>2. Не сладкая газировка «вместо воды».</w:t>
+        <w:t>Не сладкая газировка «вместо воды».</w:t>
       </w:r>
     </w:p>
     <w:p>
       <w:pPr>
-        <w:spacing w:after="80" w:before="0"/>
+        <w:spacing w:before="0" w:after="120" w:line="269" w:lineRule="auto"/>
       </w:pPr>
       <w:r>
         <w:rPr>
@@ -121,20 +126,28 @@
     </w:p>
     <w:p>
       <w:pPr>
-        <w:spacing w:after="80" w:before="0"/>
+        <w:spacing w:after="80" w:line="269" w:lineRule="auto"/>
       </w:pPr>
+      <w:r>
+        <w:rPr>
+          <w:rFonts w:ascii="Arial" w:hAnsi="Arial"/>
+          <w:b/>
+          <w:sz w:val="24"/>
+        </w:rPr>
+        <w:t xml:space="preserve">3. </w:t>
+      </w:r>
       <w:r>
         <w:rPr>
           <w:rFonts w:ascii="Arial" w:hAnsi="Arial"/>
           <w:b w:val="0"/>
           <w:sz w:val="24"/>
         </w:rPr>
-        <w:t>3. Осторожнее с постоянным лимоном в воде.</w:t>
+        <w:t>Осторожнее с постоянным лимоном в воде.</w:t>
       </w:r>
     </w:p>
     <w:p>
       <w:pPr>
-        <w:spacing w:after="80" w:before="0"/>
+        <w:spacing w:before="0" w:after="120" w:line="269" w:lineRule="auto"/>
       </w:pPr>
       <w:r>
         <w:rPr>
@@ -147,20 +160,28 @@
     </w:p>
     <w:p>
       <w:pPr>
-        <w:spacing w:after="80" w:before="0"/>
+        <w:spacing w:after="80" w:line="269" w:lineRule="auto"/>
       </w:pPr>
+      <w:r>
+        <w:rPr>
+          <w:rFonts w:ascii="Arial" w:hAnsi="Arial"/>
+          <w:b/>
+          <w:sz w:val="24"/>
+        </w:rPr>
+        <w:t xml:space="preserve">4. </w:t>
+      </w:r>
       <w:r>
         <w:rPr>
           <w:rFonts w:ascii="Arial" w:hAnsi="Arial"/>
           <w:b w:val="0"/>
           <w:sz w:val="24"/>
         </w:rPr>
-        <w:t>4. После тренировки и в жару — пейте чаще.</w:t>
+        <w:t>После тренировки и в жару — пейте чаще.</w:t>
       </w:r>
     </w:p>
     <w:p>
       <w:pPr>
-        <w:spacing w:after="80" w:before="0"/>
+        <w:spacing w:before="0" w:after="120" w:line="269" w:lineRule="auto"/>
       </w:pPr>
       <w:r>
         <w:rPr>
@@ -173,20 +194,28 @@
     </w:p>
     <w:p>
       <w:pPr>
-        <w:spacing w:after="80" w:before="0"/>
+        <w:spacing w:after="80" w:line="269" w:lineRule="auto"/>
       </w:pPr>
+      <w:r>
+        <w:rPr>
+          <w:rFonts w:ascii="Arial" w:hAnsi="Arial"/>
+          <w:b/>
+          <w:sz w:val="24"/>
+        </w:rPr>
+        <w:t xml:space="preserve">5. </w:t>
+      </w:r>
       <w:r>
         <w:rPr>
           <w:rFonts w:ascii="Arial" w:hAnsi="Arial"/>
           <w:b w:val="0"/>
           <w:sz w:val="24"/>
         </w:rPr>
-        <w:t>5. Если часто пьёте минеральную воду.</w:t>
+        <w:t>Если часто пьёте минеральную воду.</w:t>
       </w:r>
     </w:p>
     <w:p>
       <w:pPr>
-        <w:spacing w:after="80" w:before="0"/>
+        <w:spacing w:before="0" w:after="120" w:line="269" w:lineRule="auto"/>
       </w:pPr>
       <w:r>
         <w:rPr>
@@ -199,20 +228,21 @@
     </w:p>
     <w:p>
       <w:pPr>
-        <w:spacing w:after="80" w:before="0"/>
+        <w:spacing w:before="80" w:after="100" w:line="269" w:lineRule="auto"/>
       </w:pPr>
       <w:r>
         <w:rPr>
           <w:rFonts w:ascii="Arial" w:hAnsi="Arial"/>
-          <w:b w:val="0"/>
-          <w:sz w:val="24"/>
+          <w:b/>
+          <w:color w:val="1F4E79"/>
+          <w:sz w:val="26"/>
         </w:rPr>
         <w:t>📌 Практический совет</w:t>
       </w:r>
     </w:p>
     <w:p>
       <w:pPr>
-        <w:spacing w:after="80" w:before="0"/>
+        <w:spacing w:before="0" w:after="120" w:line="269" w:lineRule="auto"/>
       </w:pPr>
       <w:r>
         <w:rPr>
@@ -225,20 +255,21 @@
     </w:p>
     <w:p>
       <w:pPr>
-        <w:spacing w:after="80" w:before="0"/>
+        <w:spacing w:before="80" w:after="100" w:line="269" w:lineRule="auto"/>
       </w:pPr>
       <w:r>
         <w:rPr>
           <w:rFonts w:ascii="Arial" w:hAnsi="Arial"/>
-          <w:b w:val="0"/>
-          <w:sz w:val="24"/>
+          <w:b/>
+          <w:color w:val="1F4E79"/>
+          <w:sz w:val="26"/>
         </w:rPr>
         <w:t>💡 Важно</w:t>
       </w:r>
     </w:p>
     <w:p>
       <w:pPr>
-        <w:spacing w:after="80" w:before="0"/>
+        <w:spacing w:before="0" w:after="120" w:line="269" w:lineRule="auto"/>
       </w:pPr>
       <w:r>
         <w:rPr>
@@ -251,7 +282,172 @@
     </w:p>
     <w:p>
       <w:pPr>
-        <w:spacing w:after="80" w:before="0"/>
+        <w:spacing w:before="0" w:after="80" w:line="269" w:lineRule="auto"/>
+      </w:pPr>
+      <w:r>
+        <w:rPr>
+          <w:rFonts w:ascii="Arial" w:hAnsi="Arial"/>
+          <w:b/>
+          <w:sz w:val="24"/>
+        </w:rPr>
+        <w:t>📞 Запись в Королёвскую стоматологическую поликлинику: 8 (499) 490-55-55</w:t>
+      </w:r>
+    </w:p>
+    <w:p>
+      <w:pPr>
+        <w:spacing w:before="0" w:after="80" w:line="269" w:lineRule="auto"/>
+      </w:pPr>
+      <w:r>
+        <w:rPr>
+          <w:rFonts w:ascii="Arial" w:hAnsi="Arial"/>
+          <w:b/>
+          <w:sz w:val="24"/>
+        </w:rPr>
+        <w:t>🌐 https://clck.ru/3N8E8Q</w:t>
+      </w:r>
+    </w:p>
+    <w:p>
+      <w:pPr>
+        <w:spacing w:before="0" w:after="80" w:line="269" w:lineRule="auto"/>
+      </w:pPr>
+      <w:r>
+        <w:rPr>
+          <w:rFonts w:ascii="Arial" w:hAnsi="Arial"/>
+          <w:b w:val="0"/>
+          <w:sz w:val="24"/>
+        </w:rPr>
+        <w:t>#КоролёвскаяСтоматологическаяПоликлиника #КоролёвскаяСтоматология #стоматологияКоролёв</w:t>
+      </w:r>
+    </w:p>
+    <w:p>
+      <w:r>
+        <w:br w:type="page"/>
+      </w:r>
+    </w:p>
+    <w:p>
+      <w:pPr>
+        <w:spacing w:before="0" w:after="160" w:line="269" w:lineRule="auto"/>
+      </w:pPr>
+      <w:r>
+        <w:rPr>
+          <w:rFonts w:ascii="Arial" w:hAnsi="Arial"/>
+          <w:b/>
+          <w:color w:val="C00000"/>
+          <w:sz w:val="30"/>
+        </w:rPr>
+        <w:t>для Макс,Телеграм:</w:t>
+      </w:r>
+    </w:p>
+    <w:p>
+      <w:pPr>
+        <w:spacing w:before="0" w:after="240" w:line="269" w:lineRule="auto"/>
+      </w:pPr>
+      <w:r>
+        <w:rPr>
+          <w:rFonts w:ascii="Arial" w:hAnsi="Arial"/>
+          <w:b/>
+          <w:sz w:val="36"/>
+        </w:rPr>
+        <w:t>Как выбрать воду для здоровья зубов</w:t>
+      </w:r>
+    </w:p>
+    <w:p>
+      <w:pPr>
+        <w:spacing w:before="0" w:after="120" w:line="269" w:lineRule="auto"/>
+      </w:pPr>
+      <w:r>
+        <w:rPr>
+          <w:rFonts w:ascii="Arial" w:hAnsi="Arial"/>
+          <w:b w:val="0"/>
+          <w:sz w:val="24"/>
+        </w:rPr>
+        <w:t>💧🦷 Лучший напиток для зубов между едой — обычная вода без сахара.</w:t>
+      </w:r>
+    </w:p>
+    <w:p>
+      <w:pPr>
+        <w:spacing w:before="80" w:after="100" w:line="269" w:lineRule="auto"/>
+      </w:pPr>
+      <w:r>
+        <w:rPr>
+          <w:rFonts w:ascii="Arial" w:hAnsi="Arial"/>
+          <w:b/>
+          <w:color w:val="1F4E79"/>
+          <w:sz w:val="26"/>
+        </w:rPr>
+        <w:t>✅ Полезно:</w:t>
+      </w:r>
+    </w:p>
+    <w:p>
+      <w:pPr>
+        <w:spacing w:before="0" w:after="60" w:line="269" w:lineRule="auto"/>
+      </w:pPr>
+      <w:r>
+        <w:rPr>
+          <w:rFonts w:ascii="Arial" w:hAnsi="Arial"/>
+          <w:b w:val="0"/>
+          <w:sz w:val="24"/>
+        </w:rPr>
+        <w:t>— пить воду в течение дня</w:t>
+      </w:r>
+    </w:p>
+    <w:p>
+      <w:pPr>
+        <w:spacing w:before="0" w:after="60" w:line="269" w:lineRule="auto"/>
+      </w:pPr>
+      <w:r>
+        <w:rPr>
+          <w:rFonts w:ascii="Arial" w:hAnsi="Arial"/>
+          <w:b w:val="0"/>
+          <w:sz w:val="24"/>
+        </w:rPr>
+        <w:t>— запивать кофе и перекусы</w:t>
+      </w:r>
+    </w:p>
+    <w:p>
+      <w:pPr>
+        <w:spacing w:before="0" w:after="60" w:line="269" w:lineRule="auto"/>
+      </w:pPr>
+      <w:r>
+        <w:rPr>
+          <w:rFonts w:ascii="Arial" w:hAnsi="Arial"/>
+          <w:b w:val="0"/>
+          <w:sz w:val="24"/>
+        </w:rPr>
+        <w:t>— бороться с сухостью во рту</w:t>
+      </w:r>
+    </w:p>
+    <w:p>
+      <w:pPr>
+        <w:spacing w:before="80" w:after="100" w:line="269" w:lineRule="auto"/>
+      </w:pPr>
+      <w:r>
+        <w:rPr>
+          <w:rFonts w:ascii="Arial" w:hAnsi="Arial"/>
+          <w:b/>
+          <w:color w:val="1F4E79"/>
+          <w:sz w:val="26"/>
+        </w:rPr>
+        <w:t>⚠️ Осторожнее со сладкой газировкой и ежедневным лимоном в воде.</w:t>
+      </w:r>
+    </w:p>
+    <w:p>
+      <w:pPr>
+        <w:spacing w:before="80" w:after="100" w:line="269" w:lineRule="auto"/>
+      </w:pPr>
+      <w:r>
+        <w:rPr>
+          <w:rFonts w:ascii="Arial" w:hAnsi="Arial"/>
+          <w:b/>
+          <w:color w:val="1F4E79"/>
+          <w:sz w:val="26"/>
+        </w:rPr>
+        <w:t>💡 Вода усиливает гигиену, но не заменяет щётку.</w:t>
+      </w:r>
+    </w:p>
+    <w:p>
+      <w:pPr>
+        <w:spacing w:before="0" w:after="80" w:line="269" w:lineRule="auto"/>
       </w:pPr>
       <w:r>
         <w:rPr>
@@ -264,7 +460,7 @@
     </w:p>
     <w:p>
       <w:pPr>
-        <w:spacing w:after="80" w:before="0"/>
+        <w:spacing w:before="0" w:after="80" w:line="269" w:lineRule="auto"/>
       </w:pPr>
       <w:r>
         <w:rPr>
@@ -277,175 +473,7 @@
     </w:p>
     <w:p>
       <w:pPr>
-        <w:spacing w:after="80" w:before="0"/>
-      </w:pPr>
-      <w:r>
-        <w:rPr>
-          <w:rFonts w:ascii="Arial" w:hAnsi="Arial"/>
-          <w:b w:val="0"/>
-          <w:sz w:val="24"/>
-        </w:rPr>
-        <w:t>#КоролёвскаяСтоматологическаяПоликлиника #КоролёвскаяСтоматология #стоматологияКоролёв</w:t>
-      </w:r>
-    </w:p>
-    <w:p>
-      <w:pPr>
-        <w:spacing w:after="120" w:before="0"/>
-      </w:pPr>
-      <w:r>
-        <w:rPr>
-          <w:rFonts w:ascii="Arial" w:hAnsi="Arial"/>
-          <w:b w:val="0"/>
-          <w:sz w:val="24"/>
-        </w:rPr>
-      </w:r>
-    </w:p>
-    <w:p>
-      <w:pPr>
-        <w:spacing w:after="160" w:before="0"/>
-      </w:pPr>
-      <w:r>
-        <w:rPr>
-          <w:rFonts w:ascii="Arial" w:hAnsi="Arial"/>
-          <w:b w:val="0"/>
-          <w:sz w:val="24"/>
-        </w:rPr>
-        <w:t>——————</w:t>
-      </w:r>
-    </w:p>
-    <w:p>
-      <w:pPr>
-        <w:spacing w:after="200" w:before="0"/>
-      </w:pPr>
-      <w:r>
-        <w:rPr>
-          <w:rFonts w:ascii="Arial" w:hAnsi="Arial"/>
-          <w:b/>
-          <w:sz w:val="28"/>
-        </w:rPr>
-        <w:t>Версия для Telegram / MAX (ТГ)</w:t>
-      </w:r>
-    </w:p>
-    <w:p>
-      <w:pPr>
-        <w:spacing w:after="120" w:before="0"/>
-      </w:pPr>
-      <w:r>
-        <w:rPr>
-          <w:rFonts w:ascii="Arial" w:hAnsi="Arial"/>
-          <w:b/>
-          <w:sz w:val="26"/>
-        </w:rPr>
-        <w:t>💧🦷 Лучший напиток для зубов между едой — обычная вода без сахара.</w:t>
-      </w:r>
-    </w:p>
-    <w:p>
-      <w:pPr>
-        <w:spacing w:after="80" w:before="0"/>
-      </w:pPr>
-      <w:r>
-        <w:rPr>
-          <w:rFonts w:ascii="Arial" w:hAnsi="Arial"/>
-          <w:b w:val="0"/>
-          <w:sz w:val="24"/>
-        </w:rPr>
-        <w:t>✅ Полезно:</w:t>
-      </w:r>
-    </w:p>
-    <w:p>
-      <w:pPr>
-        <w:spacing w:after="80" w:before="0"/>
-      </w:pPr>
-      <w:r>
-        <w:rPr>
-          <w:rFonts w:ascii="Arial" w:hAnsi="Arial"/>
-          <w:b w:val="0"/>
-          <w:sz w:val="24"/>
-        </w:rPr>
-        <w:t>— пить воду в течение дня</w:t>
-      </w:r>
-    </w:p>
-    <w:p>
-      <w:pPr>
-        <w:spacing w:after="80" w:before="0"/>
-      </w:pPr>
-      <w:r>
-        <w:rPr>
-          <w:rFonts w:ascii="Arial" w:hAnsi="Arial"/>
-          <w:b w:val="0"/>
-          <w:sz w:val="24"/>
-        </w:rPr>
-        <w:t>— запивать кофе и перекусы</w:t>
-      </w:r>
-    </w:p>
-    <w:p>
-      <w:pPr>
-        <w:spacing w:after="80" w:before="0"/>
-      </w:pPr>
-      <w:r>
-        <w:rPr>
-          <w:rFonts w:ascii="Arial" w:hAnsi="Arial"/>
-          <w:b w:val="0"/>
-          <w:sz w:val="24"/>
-        </w:rPr>
-        <w:t>— бороться с сухостью во рту</w:t>
-      </w:r>
-    </w:p>
-    <w:p>
-      <w:pPr>
-        <w:spacing w:after="120" w:before="0"/>
-      </w:pPr>
-      <w:r>
-        <w:rPr>
-          <w:rFonts w:ascii="Arial" w:hAnsi="Arial"/>
-          <w:b/>
-          <w:sz w:val="26"/>
-        </w:rPr>
-        <w:t>⚠️ Осторожнее со сладкой газировкой и ежедневным лимоном в воде.</w:t>
-      </w:r>
-    </w:p>
-    <w:p>
-      <w:pPr>
-        <w:spacing w:after="120" w:before="0"/>
-      </w:pPr>
-      <w:r>
-        <w:rPr>
-          <w:rFonts w:ascii="Arial" w:hAnsi="Arial"/>
-          <w:b/>
-          <w:sz w:val="26"/>
-        </w:rPr>
-        <w:t>💡 Вода усиливает гигиену, но не заменяет щётку.</w:t>
-      </w:r>
-    </w:p>
-    <w:p>
-      <w:pPr>
-        <w:spacing w:after="80" w:before="0"/>
-      </w:pPr>
-      <w:r>
-        <w:rPr>
-          <w:rFonts w:ascii="Arial" w:hAnsi="Arial"/>
-          <w:b w:val="0"/>
-          <w:sz w:val="24"/>
-        </w:rPr>
-        <w:t>📞 Запись в Королёвскую стоматологическую поликлинику: 8 (499) 490-55-55</w:t>
-      </w:r>
-    </w:p>
-    <w:p>
-      <w:pPr>
-        <w:spacing w:after="80" w:before="0"/>
-      </w:pPr>
-      <w:r>
-        <w:rPr>
-          <w:rFonts w:ascii="Arial" w:hAnsi="Arial"/>
-          <w:b w:val="0"/>
-          <w:sz w:val="24"/>
-        </w:rPr>
-        <w:t>🌐 https://clck.ru/3N8E8Q</w:t>
-      </w:r>
-    </w:p>
-    <w:p>
-      <w:pPr>
-        <w:spacing w:after="80" w:before="0"/>
+        <w:spacing w:before="0" w:after="80" w:line="269" w:lineRule="auto"/>
       </w:pPr>
       <w:r>
         <w:rPr>
